--- a/learn/assets/tourism-venture-syllabus-2026-2.docx
+++ b/learn/assets/tourism-venture-syllabus-2026-2.docx
@@ -326,6 +326,19 @@
               <w:t>화요일 5 · 6 · 7교시</w:t>
             </w:r>
           </w:p>
+          <w:p>
+            <w:pPr>
+              <w:spacing w:before="0" w:after="0" w:line="300" w:lineRule="auto"/>
+            </w:pPr>
+            <w:r>
+              <w:rPr>
+                <w:rFonts w:ascii="맑은 고딕" w:hAnsi="맑은 고딕" w:eastAsia="맑은 고딕"/>
+                <w:b w:val="0"/>
+                <w:sz w:val="19"/>
+              </w:rPr>
+              <w:t>(13:00~13:50 / 14:00~14:50 / 15:00~15:50)</w:t>
+            </w:r>
+          </w:p>
         </w:tc>
         <w:tc>
           <w:tcPr>
@@ -369,6 +382,27 @@
             <w:pPr>
               <w:spacing w:before="20" w:after="20" w:line="300" w:lineRule="auto"/>
             </w:pPr>
+            <w:r>
+              <w:rPr>
+                <w:rFonts w:ascii="맑은 고딕" w:hAnsi="맑은 고딕" w:eastAsia="맑은 고딕"/>
+                <w:b w:val="0"/>
+                <w:sz w:val="19"/>
+              </w:rPr>
+              <w:t>5 · 6교시  사회대 2106호(PC실)</w:t>
+            </w:r>
+          </w:p>
+          <w:p>
+            <w:pPr>
+              <w:spacing w:before="0" w:after="0" w:line="300" w:lineRule="auto"/>
+            </w:pPr>
+            <w:r>
+              <w:rPr>
+                <w:rFonts w:ascii="맑은 고딕" w:hAnsi="맑은 고딕" w:eastAsia="맑은 고딕"/>
+                <w:b w:val="0"/>
+                <w:sz w:val="19"/>
+              </w:rPr>
+              <w:t>7교시  사회대 3402호</w:t>
+            </w:r>
           </w:p>
         </w:tc>
       </w:tr>

--- a/learn/assets/tourism-venture-syllabus-2026-2.docx
+++ b/learn/assets/tourism-venture-syllabus-2026-2.docx
@@ -2735,7 +2735,7 @@
                 <w:b w:val="0"/>
                 <w:sz w:val="18"/>
               </w:rPr>
-              <w:t>15주 (12/8)</w:t>
+              <w:t>14주 (12/1)</w:t>
             </w:r>
           </w:p>
         </w:tc>
@@ -5595,7 +5595,7 @@
                 <w:b w:val="0"/>
                 <w:sz w:val="18"/>
               </w:rPr>
-              <w:t>성장 전략과</w:t>
+              <w:t>성장 전략 · 팀 빌딩</w:t>
             </w:r>
           </w:p>
           <w:p>
@@ -5608,7 +5608,7 @@
                 <w:b w:val="0"/>
                 <w:sz w:val="18"/>
               </w:rPr>
-              <w:t>팀 빌딩</w:t>
+              <w:t>기업가정신 · KPI</w:t>
             </w:r>
           </w:p>
         </w:tc>
@@ -5633,7 +5633,7 @@
                 <w:b w:val="0"/>
                 <w:sz w:val="17"/>
               </w:rPr>
-              <w:t>[표4] Scale-up 3년 추정과 계산식 / 손익분기점 / 관광산업 연관성 서술 / [표5] 팀 구성</w:t>
+              <w:t>[표4] Scale-up 3년 추정과 계산식 / 손익분기점 / 관광산업 연관성 서술 / [표5] 팀 구성 / 협약 KPI 설정과 달성 근거</w:t>
             </w:r>
           </w:p>
         </w:tc>
@@ -5780,7 +5780,7 @@
                 <w:b w:val="0"/>
                 <w:sz w:val="18"/>
               </w:rPr>
-              <w:t>기업가정신 · KPI ·</w:t>
+              <w:t>사업요약과 모의 PT</w:t>
             </w:r>
           </w:p>
           <w:p>
@@ -5793,7 +5793,7 @@
                 <w:b w:val="0"/>
                 <w:sz w:val="18"/>
               </w:rPr>
-              <w:t>사업요약</w:t>
+              <w:t>(정규 수업 마지막)</w:t>
             </w:r>
           </w:p>
         </w:tc>
@@ -5818,7 +5818,7 @@
                 <w:b w:val="0"/>
                 <w:sz w:val="17"/>
               </w:rPr>
-              <w:t>협약 KPI 설정과 달성 근거 / 사업요약 1매 작성 — 요약만으로 설득하기 / 발표 구성과 리허설</w:t>
+              <w:t>사업요약 1매 작성 — 요약만으로 설득하기 / 발표 구성과 리허설 / 모의 PT 8분 + 질의응답 4분, 공모 발표평가 배점표에 따른 교수자 · 동료 평가</w:t>
             </w:r>
           </w:p>
         </w:tc>
@@ -5844,7 +5844,7 @@
                 <w:b w:val="0"/>
                 <w:sz w:val="17"/>
               </w:rPr>
-              <w:t>강의 · 실습</w:t>
+              <w:t>실습 · 발표</w:t>
             </w:r>
           </w:p>
         </w:tc>
@@ -5869,7 +5869,7 @@
                 <w:b w:val="0"/>
                 <w:sz w:val="17"/>
               </w:rPr>
-              <w:t>워크북 시트 15</w:t>
+              <w:t>워크북 시트 15 · 16</w:t>
             </w:r>
           </w:p>
           <w:p>
@@ -5882,7 +5882,7 @@
                 <w:b w:val="0"/>
                 <w:sz w:val="17"/>
               </w:rPr>
-              <w:t>전체 통합본</w:t>
+              <w:t>전체 통합본 · 발표자료</w:t>
             </w:r>
           </w:p>
         </w:tc>
@@ -5940,7 +5940,7 @@
                 <w:b w:val="0"/>
                 <w:sz w:val="17"/>
               </w:rPr>
-              <w:t>12/8</w:t>
+              <w:t>12/8~12/11</w:t>
             </w:r>
           </w:p>
         </w:tc>
@@ -5965,7 +5965,7 @@
                 <w:b w:val="0"/>
                 <w:sz w:val="18"/>
               </w:rPr>
-              <w:t>모의 PT 및</w:t>
+              <w:t>보강 지정 기간</w:t>
             </w:r>
           </w:p>
           <w:p>
@@ -5978,7 +5978,7 @@
                 <w:b w:val="0"/>
                 <w:sz w:val="18"/>
               </w:rPr>
-              <w:t>상호평가</w:t>
+              <w:t>정규 수업 없음</w:t>
             </w:r>
           </w:p>
         </w:tc>
@@ -6003,7 +6003,7 @@
                 <w:b w:val="0"/>
                 <w:sz w:val="17"/>
               </w:rPr>
-              <w:t>발표 8분 + 질의응답 4분 / 공모 발표평가 배점표에 따른 교수자 · 동료 평가 / 질의에서 드러난 취약 항목 확인</w:t>
+              <w:t>본 교과목은 결강이 없어 보강 편성이 없고, 12월 8일(화)은 이미 타 교과목 보강일로 지정되어 있다. 최종본 보완과 개별 상담에 쓴다.</w:t>
             </w:r>
           </w:p>
         </w:tc>
@@ -6029,7 +6029,7 @@
                 <w:b w:val="0"/>
                 <w:sz w:val="17"/>
               </w:rPr>
-              <w:t>발표 · 평가</w:t>
+              <w:t>—</w:t>
             </w:r>
           </w:p>
         </w:tc>
@@ -6054,20 +6054,7 @@
                 <w:b w:val="0"/>
                 <w:sz w:val="17"/>
               </w:rPr>
-              <w:t>워크북 시트 16</w:t>
-            </w:r>
-          </w:p>
-          <w:p>
-            <w:pPr>
-              <w:spacing w:before="0" w:after="0" w:line="300" w:lineRule="auto"/>
-            </w:pPr>
-            <w:r>
-              <w:rPr>
-                <w:rFonts w:ascii="맑은 고딕" w:hAnsi="맑은 고딕" w:eastAsia="맑은 고딕"/>
-                <w:b w:val="0"/>
-                <w:sz w:val="17"/>
-              </w:rPr>
-              <w:t>발표자료</w:t>
+              <w:t>(수업 없음)</w:t>
             </w:r>
           </w:p>
         </w:tc>
@@ -6302,7 +6289,7 @@
                 <w:color w:val="595959"/>
                 <w:sz w:val="17"/>
               </w:rPr>
-              <w:t>※ 15주차(12/8)는 교내 보강 지정 기간에 해당하며, 본 교과목은 결강이 없으므로 해당 주를 정규 발표 회차로 운영한다. 학과 방침에 따라 운영이 어려운 경우 14주차에 모의 PT를 시행하고 13주차에 시트 15를 병행한다.</w:t>
+              <w:t>※ 따라서 15주차에는 보강할 회차가 없고, 12월 8일(화)은 이미 타 교과목 보강일로 지정되어 있다. 정규 수업은 14주차(12/1)로 끝나며 그날 모의 PT 를 시행한다.</w:t>
             </w:r>
           </w:p>
         </w:tc>
